--- a/Lab Environment Connection Instructions.docx
+++ b/Lab Environment Connection Instructions.docx
@@ -1,6 +1,6 @@
 
 <file path=word/document.xml><?xml version="1.0" encoding="utf-8"?>
-<w:document xmlns:wpc="http://schemas.microsoft.com/office/word/2010/wordprocessingCanvas" xmlns:cx="http://schemas.microsoft.com/office/drawing/2014/chartex" xmlns:cx1="http://schemas.microsoft.com/office/drawing/2015/9/8/chartex" xmlns:cx2="http://schemas.microsoft.com/office/drawing/2015/10/21/chartex" xmlns:cx3="http://schemas.microsoft.com/office/drawing/2016/5/9/chartex" xmlns:cx4="http://schemas.microsoft.com/office/drawing/2016/5/10/chartex" xmlns:cx5="http://schemas.microsoft.com/office/drawing/2016/5/11/chartex" xmlns:cx6="http://schemas.microsoft.com/office/drawing/2016/5/12/chartex" xmlns:cx7="http://schemas.microsoft.com/office/drawing/2016/5/13/chartex" xmlns:cx8="http://schemas.microsoft.com/office/drawing/2016/5/14/chartex" xmlns:mc="http://schemas.openxmlformats.org/markup-compatibility/2006" xmlns:aink="http://schemas.microsoft.com/office/drawing/2016/ink" xmlns:am3d="http://schemas.microsoft.com/office/drawing/2017/model3d" xmlns:o="urn:schemas-microsoft-com:office:office" xmlns:oel="http://schemas.microsoft.com/office/2019/extlst" xmlns:r="http://schemas.openxmlformats.org/officeDocument/2006/relationships" xmlns:m="http://schemas.openxmlformats.org/officeDocument/2006/math" xmlns:v="urn:schemas-microsoft-com:vml" xmlns:wp14="http://schemas.microsoft.com/office/word/2010/wordprocessingDrawing" xmlns:wp="http://schemas.openxmlformats.org/drawingml/2006/wordprocessingDrawing" xmlns:w10="urn:schemas-microsoft-com:office:word" xmlns:w="http://schemas.openxmlformats.org/wordprocessingml/2006/main" xmlns:w14="http://schemas.microsoft.com/office/word/2010/wordml" xmlns:w15="http://schemas.microsoft.com/office/word/2012/wordml" xmlns:w16cex="http://schemas.microsoft.com/office/word/2018/wordml/cex" xmlns:w16cid="http://schemas.microsoft.com/office/word/2016/wordml/cid" xmlns:w16="http://schemas.microsoft.com/office/word/2018/wordml" xmlns:w16sdtdh="http://schemas.microsoft.com/office/word/2020/wordml/sdtdatahash" xmlns:w16se="http://schemas.microsoft.com/office/word/2015/wordml/symex" xmlns:wpg="http://schemas.microsoft.com/office/word/2010/wordprocessingGroup" xmlns:wpi="http://schemas.microsoft.com/office/word/2010/wordprocessingInk" xmlns:wne="http://schemas.microsoft.com/office/word/2006/wordml" xmlns:wps="http://schemas.microsoft.com/office/word/2010/wordprocessingShape" mc:Ignorable="w14 w15 w16se w16cid w16 w16cex w16sdtdh wp14">
+<w:document xmlns:wpc="http://schemas.microsoft.com/office/word/2010/wordprocessingCanvas" xmlns:cx="http://schemas.microsoft.com/office/drawing/2014/chartex" xmlns:cx1="http://schemas.microsoft.com/office/drawing/2015/9/8/chartex" xmlns:cx2="http://schemas.microsoft.com/office/drawing/2015/10/21/chartex" xmlns:cx3="http://schemas.microsoft.com/office/drawing/2016/5/9/chartex" xmlns:cx4="http://schemas.microsoft.com/office/drawing/2016/5/10/chartex" xmlns:cx5="http://schemas.microsoft.com/office/drawing/2016/5/11/chartex" xmlns:cx6="http://schemas.microsoft.com/office/drawing/2016/5/12/chartex" xmlns:cx7="http://schemas.microsoft.com/office/drawing/2016/5/13/chartex" xmlns:cx8="http://schemas.microsoft.com/office/drawing/2016/5/14/chartex" xmlns:mc="http://schemas.openxmlformats.org/markup-compatibility/2006" xmlns:aink="http://schemas.microsoft.com/office/drawing/2016/ink" xmlns:am3d="http://schemas.microsoft.com/office/drawing/2017/model3d" xmlns:o="urn:schemas-microsoft-com:office:office" xmlns:oel="http://schemas.microsoft.com/office/2019/extlst" xmlns:r="http://schemas.openxmlformats.org/officeDocument/2006/relationships" xmlns:m="http://schemas.openxmlformats.org/officeDocument/2006/math" xmlns:v="urn:schemas-microsoft-com:vml" xmlns:wp14="http://schemas.microsoft.com/office/word/2010/wordprocessingDrawing" xmlns:wp="http://schemas.openxmlformats.org/drawingml/2006/wordprocessingDrawing" xmlns:w10="urn:schemas-microsoft-com:office:word" xmlns:w="http://schemas.openxmlformats.org/wordprocessingml/2006/main" xmlns:w14="http://schemas.microsoft.com/office/word/2010/wordml" xmlns:w15="http://schemas.microsoft.com/office/word/2012/wordml" xmlns:w16cex="http://schemas.microsoft.com/office/word/2018/wordml/cex" xmlns:w16cid="http://schemas.microsoft.com/office/word/2016/wordml/cid" xmlns:w16="http://schemas.microsoft.com/office/word/2018/wordml" xmlns:w16du="http://schemas.microsoft.com/office/word/2023/wordml/word16du" xmlns:w16sdtdh="http://schemas.microsoft.com/office/word/2020/wordml/sdtdatahash" xmlns:w16sdtfl="http://schemas.microsoft.com/office/word/2024/wordml/sdtformatlock" xmlns:w16se="http://schemas.microsoft.com/office/word/2015/wordml/symex" xmlns:wpg="http://schemas.microsoft.com/office/word/2010/wordprocessingGroup" xmlns:wpi="http://schemas.microsoft.com/office/word/2010/wordprocessingInk" xmlns:wne="http://schemas.microsoft.com/office/word/2006/wordml" xmlns:wps="http://schemas.microsoft.com/office/word/2010/wordprocessingShape" mc:Ignorable="w14 w15 w16se w16cid w16 w16cex w16sdtdh w16sdtfl w16du wp14">
   <w:body>
     <w:p>
       <w:pPr>
@@ -43,19 +43,33 @@
       </w:r>
     </w:p>
     <w:p>
-      <w:r>
-        <w:t>The first link is to this document</w:t>
-      </w:r>
-      <w:r>
-        <w:t xml:space="preserve"> and t</w:t>
-      </w:r>
-      <w:r>
-        <w:t xml:space="preserve">he second link is to a document with important information about the virtual lab environment as well as some information on using a 3270 emulator in the environment. </w:t>
-      </w:r>
-    </w:p>
-    <w:p>
-      <w:r>
-        <w:t xml:space="preserve">The next section contains links to the various lab exercises.  During the lab you most likely will only have time to perform one of the exercises.  Click on the link of the exercise that you want to do and download the lab exercise workbook to your desktop.  You will use this to guide you through the lab. </w:t>
+      <w:pPr>
+        <w:rPr>
+          <w:rFonts w:cstheme="minorHAnsi"/>
+        </w:rPr>
+      </w:pPr>
+      <w:r>
+        <w:rPr>
+          <w:rFonts w:cstheme="minorHAnsi"/>
+        </w:rPr>
+        <w:t>The first link on the page points to this document which contains information on how to access the lab environments as well as information on using a 3270 emulator in the environment.</w:t>
+      </w:r>
+    </w:p>
+    <w:p>
+      <w:r>
+        <w:t>The next section contains links to the various lab exercise</w:t>
+      </w:r>
+      <w:r>
+        <w:t xml:space="preserve"> workbook</w:t>
+      </w:r>
+      <w:r>
+        <w:t xml:space="preserve">s.  During the lab you most likely will only have time to perform one of the exercises.  Click on the link of the exercise that you want to do and download the lab exercise workbook to your desktop.  You will use this to guide you through the lab. </w:t>
+      </w:r>
+      <w:r>
+        <w:t xml:space="preserve"> There are also hardcopies of the </w:t>
+      </w:r>
+      <w:r>
+        <w:t xml:space="preserve">lab exercise workbooks. </w:t>
       </w:r>
     </w:p>
     <w:p>
@@ -122,6 +136,9 @@
     </w:p>
     <w:p>
       <w:r>
+        <w:rPr>
+          <w:noProof/>
+        </w:rPr>
         <w:drawing>
           <wp:inline distT="0" distB="0" distL="0" distR="0" wp14:anchorId="33EA009F" wp14:editId="47EE1A92">
             <wp:extent cx="4323415" cy="1553227"/>
@@ -341,7 +358,7 @@
 </file>
 
 <file path=word/numbering.xml><?xml version="1.0" encoding="utf-8"?>
-<w:numbering xmlns:wpc="http://schemas.microsoft.com/office/word/2010/wordprocessingCanvas" xmlns:cx="http://schemas.microsoft.com/office/drawing/2014/chartex" xmlns:cx1="http://schemas.microsoft.com/office/drawing/2015/9/8/chartex" xmlns:cx2="http://schemas.microsoft.com/office/drawing/2015/10/21/chartex" xmlns:cx3="http://schemas.microsoft.com/office/drawing/2016/5/9/chartex" xmlns:cx4="http://schemas.microsoft.com/office/drawing/2016/5/10/chartex" xmlns:cx5="http://schemas.microsoft.com/office/drawing/2016/5/11/chartex" xmlns:cx6="http://schemas.microsoft.com/office/drawing/2016/5/12/chartex" xmlns:cx7="http://schemas.microsoft.com/office/drawing/2016/5/13/chartex" xmlns:cx8="http://schemas.microsoft.com/office/drawing/2016/5/14/chartex" xmlns:mc="http://schemas.openxmlformats.org/markup-compatibility/2006" xmlns:aink="http://schemas.microsoft.com/office/drawing/2016/ink" xmlns:am3d="http://schemas.microsoft.com/office/drawing/2017/model3d" xmlns:o="urn:schemas-microsoft-com:office:office" xmlns:oel="http://schemas.microsoft.com/office/2019/extlst" xmlns:r="http://schemas.openxmlformats.org/officeDocument/2006/relationships" xmlns:m="http://schemas.openxmlformats.org/officeDocument/2006/math" xmlns:v="urn:schemas-microsoft-com:vml" xmlns:wp14="http://schemas.microsoft.com/office/word/2010/wordprocessingDrawing" xmlns:wp="http://schemas.openxmlformats.org/drawingml/2006/wordprocessingDrawing" xmlns:w10="urn:schemas-microsoft-com:office:word" xmlns:w="http://schemas.openxmlformats.org/wordprocessingml/2006/main" xmlns:w14="http://schemas.microsoft.com/office/word/2010/wordml" xmlns:w15="http://schemas.microsoft.com/office/word/2012/wordml" xmlns:w16cex="http://schemas.microsoft.com/office/word/2018/wordml/cex" xmlns:w16cid="http://schemas.microsoft.com/office/word/2016/wordml/cid" xmlns:w16="http://schemas.microsoft.com/office/word/2018/wordml" xmlns:w16sdtdh="http://schemas.microsoft.com/office/word/2020/wordml/sdtdatahash" xmlns:w16se="http://schemas.microsoft.com/office/word/2015/wordml/symex" xmlns:wpg="http://schemas.microsoft.com/office/word/2010/wordprocessingGroup" xmlns:wpi="http://schemas.microsoft.com/office/word/2010/wordprocessingInk" xmlns:wne="http://schemas.microsoft.com/office/word/2006/wordml" xmlns:wps="http://schemas.microsoft.com/office/word/2010/wordprocessingShape" mc:Ignorable="w14 w15 w16se w16cid w16 w16cex w16sdtdh wp14">
+<w:numbering xmlns:wpc="http://schemas.microsoft.com/office/word/2010/wordprocessingCanvas" xmlns:cx="http://schemas.microsoft.com/office/drawing/2014/chartex" xmlns:cx1="http://schemas.microsoft.com/office/drawing/2015/9/8/chartex" xmlns:cx2="http://schemas.microsoft.com/office/drawing/2015/10/21/chartex" xmlns:cx3="http://schemas.microsoft.com/office/drawing/2016/5/9/chartex" xmlns:cx4="http://schemas.microsoft.com/office/drawing/2016/5/10/chartex" xmlns:cx5="http://schemas.microsoft.com/office/drawing/2016/5/11/chartex" xmlns:cx6="http://schemas.microsoft.com/office/drawing/2016/5/12/chartex" xmlns:cx7="http://schemas.microsoft.com/office/drawing/2016/5/13/chartex" xmlns:cx8="http://schemas.microsoft.com/office/drawing/2016/5/14/chartex" xmlns:mc="http://schemas.openxmlformats.org/markup-compatibility/2006" xmlns:aink="http://schemas.microsoft.com/office/drawing/2016/ink" xmlns:am3d="http://schemas.microsoft.com/office/drawing/2017/model3d" xmlns:o="urn:schemas-microsoft-com:office:office" xmlns:oel="http://schemas.microsoft.com/office/2019/extlst" xmlns:r="http://schemas.openxmlformats.org/officeDocument/2006/relationships" xmlns:m="http://schemas.openxmlformats.org/officeDocument/2006/math" xmlns:v="urn:schemas-microsoft-com:vml" xmlns:wp14="http://schemas.microsoft.com/office/word/2010/wordprocessingDrawing" xmlns:wp="http://schemas.openxmlformats.org/drawingml/2006/wordprocessingDrawing" xmlns:w10="urn:schemas-microsoft-com:office:word" xmlns:w="http://schemas.openxmlformats.org/wordprocessingml/2006/main" xmlns:w14="http://schemas.microsoft.com/office/word/2010/wordml" xmlns:w15="http://schemas.microsoft.com/office/word/2012/wordml" xmlns:w16cex="http://schemas.microsoft.com/office/word/2018/wordml/cex" xmlns:w16cid="http://schemas.microsoft.com/office/word/2016/wordml/cid" xmlns:w16="http://schemas.microsoft.com/office/word/2018/wordml" xmlns:w16du="http://schemas.microsoft.com/office/word/2023/wordml/word16du" xmlns:w16sdtdh="http://schemas.microsoft.com/office/word/2020/wordml/sdtdatahash" xmlns:w16sdtfl="http://schemas.microsoft.com/office/word/2024/wordml/sdtformatlock" xmlns:w16se="http://schemas.microsoft.com/office/word/2015/wordml/symex" xmlns:wpg="http://schemas.microsoft.com/office/word/2010/wordprocessingGroup" xmlns:wpi="http://schemas.microsoft.com/office/word/2010/wordprocessingInk" xmlns:wne="http://schemas.microsoft.com/office/word/2006/wordml" xmlns:wps="http://schemas.microsoft.com/office/word/2010/wordprocessingShape" mc:Ignorable="w14 w15 w16se w16cid w16 w16cex w16sdtdh w16sdtfl w16du wp14">
   <w:abstractNum w:abstractNumId="0" w15:restartNumberingAfterBreak="0">
     <w:nsid w:val="143C6E94"/>
     <w:multiLevelType w:val="hybridMultilevel"/>
@@ -577,7 +594,7 @@
 </file>
 
 <file path=word/styles.xml><?xml version="1.0" encoding="utf-8"?>
-<w:styles xmlns:mc="http://schemas.openxmlformats.org/markup-compatibility/2006" xmlns:r="http://schemas.openxmlformats.org/officeDocument/2006/relationships" xmlns:w="http://schemas.openxmlformats.org/wordprocessingml/2006/main" xmlns:w14="http://schemas.microsoft.com/office/word/2010/wordml" xmlns:w15="http://schemas.microsoft.com/office/word/2012/wordml" xmlns:w16cex="http://schemas.microsoft.com/office/word/2018/wordml/cex" xmlns:w16cid="http://schemas.microsoft.com/office/word/2016/wordml/cid" xmlns:w16="http://schemas.microsoft.com/office/word/2018/wordml" xmlns:w16sdtdh="http://schemas.microsoft.com/office/word/2020/wordml/sdtdatahash" xmlns:w16se="http://schemas.microsoft.com/office/word/2015/wordml/symex" mc:Ignorable="w14 w15 w16se w16cid w16 w16cex w16sdtdh">
+<w:styles xmlns:mc="http://schemas.openxmlformats.org/markup-compatibility/2006" xmlns:r="http://schemas.openxmlformats.org/officeDocument/2006/relationships" xmlns:w="http://schemas.openxmlformats.org/wordprocessingml/2006/main" xmlns:w14="http://schemas.microsoft.com/office/word/2010/wordml" xmlns:w15="http://schemas.microsoft.com/office/word/2012/wordml" xmlns:w16cex="http://schemas.microsoft.com/office/word/2018/wordml/cex" xmlns:w16cid="http://schemas.microsoft.com/office/word/2016/wordml/cid" xmlns:w16="http://schemas.microsoft.com/office/word/2018/wordml" xmlns:w16du="http://schemas.microsoft.com/office/word/2023/wordml/word16du" xmlns:w16sdtdh="http://schemas.microsoft.com/office/word/2020/wordml/sdtdatahash" xmlns:w16sdtfl="http://schemas.microsoft.com/office/word/2024/wordml/sdtformatlock" xmlns:w16se="http://schemas.microsoft.com/office/word/2015/wordml/symex" mc:Ignorable="w14 w15 w16se w16cid w16 w16cex w16sdtdh w16sdtfl w16du">
   <w:docDefaults>
     <w:rPrDefault>
       <w:rPr>

--- a/Lab Environment Connection Instructions.docx
+++ b/Lab Environment Connection Instructions.docx
@@ -39,42 +39,158 @@
     </w:p>
     <w:p>
       <w:r>
-        <w:t>From this site you will see links to various materials.</w:t>
-      </w:r>
-    </w:p>
-    <w:p>
-      <w:pPr>
-        <w:rPr>
-          <w:rFonts w:cstheme="minorHAnsi"/>
-        </w:rPr>
-      </w:pPr>
-      <w:r>
-        <w:rPr>
-          <w:rFonts w:cstheme="minorHAnsi"/>
-        </w:rPr>
-        <w:t>The first link on the page points to this document which contains information on how to access the lab environments as well as information on using a 3270 emulator in the environment.</w:t>
-      </w:r>
-    </w:p>
-    <w:p>
-      <w:r>
-        <w:t>The next section contains links to the various lab exercise</w:t>
+        <w:t xml:space="preserve">From this site you will see </w:t>
+      </w:r>
+      <w:r>
+        <w:t xml:space="preserve">three sections: </w:t>
+      </w:r>
+    </w:p>
+    <w:p>
+      <w:pPr>
+        <w:rPr>
+          <w:rFonts w:cstheme="minorHAnsi"/>
+        </w:rPr>
+      </w:pPr>
+      <w:r>
+        <w:rPr>
+          <w:rFonts w:cstheme="minorHAnsi"/>
+        </w:rPr>
+        <w:t xml:space="preserve">The </w:t>
+      </w:r>
+      <w:r>
+        <w:rPr>
+          <w:rFonts w:cstheme="minorHAnsi"/>
+          <w:b/>
+          <w:bCs/>
+        </w:rPr>
+        <w:t>first</w:t>
+      </w:r>
+      <w:r>
+        <w:rPr>
+          <w:rFonts w:cstheme="minorHAnsi"/>
+        </w:rPr>
+        <w:t xml:space="preserve"> </w:t>
+      </w:r>
+      <w:r>
+        <w:rPr>
+          <w:rFonts w:cstheme="minorHAnsi"/>
+        </w:rPr>
+        <w:t xml:space="preserve">section </w:t>
+      </w:r>
+      <w:r>
+        <w:rPr>
+          <w:rFonts w:cstheme="minorHAnsi"/>
+        </w:rPr>
+        <w:t xml:space="preserve">on the page </w:t>
+      </w:r>
+      <w:r>
+        <w:rPr>
+          <w:rFonts w:cstheme="minorHAnsi"/>
+        </w:rPr>
+        <w:t xml:space="preserve">contains a link to a </w:t>
+      </w:r>
+      <w:r>
+        <w:rPr>
+          <w:rFonts w:cstheme="minorHAnsi"/>
+        </w:rPr>
+        <w:t xml:space="preserve">document </w:t>
+      </w:r>
+      <w:r>
+        <w:rPr>
+          <w:rFonts w:cstheme="minorHAnsi"/>
+        </w:rPr>
+        <w:t xml:space="preserve">explaining how to </w:t>
+      </w:r>
+      <w:r>
+        <w:rPr>
+          <w:rFonts w:cstheme="minorHAnsi"/>
+        </w:rPr>
+        <w:t xml:space="preserve">access the lab environment as well as </w:t>
+      </w:r>
+      <w:r>
+        <w:rPr>
+          <w:rFonts w:cstheme="minorHAnsi"/>
+        </w:rPr>
+        <w:t xml:space="preserve">tips on </w:t>
+      </w:r>
+      <w:r>
+        <w:rPr>
+          <w:rFonts w:cstheme="minorHAnsi"/>
+        </w:rPr>
+        <w:t xml:space="preserve">using </w:t>
+      </w:r>
+      <w:r>
+        <w:rPr>
+          <w:rFonts w:cstheme="minorHAnsi"/>
+        </w:rPr>
+        <w:t xml:space="preserve">the </w:t>
+      </w:r>
+      <w:r>
+        <w:rPr>
+          <w:rFonts w:cstheme="minorHAnsi"/>
+        </w:rPr>
+        <w:t>3270 emulator</w:t>
+      </w:r>
+      <w:r>
+        <w:rPr>
+          <w:rFonts w:cstheme="minorHAnsi"/>
+        </w:rPr>
+        <w:t xml:space="preserve"> and keyboard</w:t>
+      </w:r>
+      <w:r>
+        <w:rPr>
+          <w:rFonts w:cstheme="minorHAnsi"/>
+        </w:rPr>
+        <w:t xml:space="preserve"> in the environment.</w:t>
+      </w:r>
+    </w:p>
+    <w:p>
+      <w:r>
+        <w:t xml:space="preserve">The </w:t>
+      </w:r>
+      <w:r>
+        <w:rPr>
+          <w:b/>
+          <w:bCs/>
+        </w:rPr>
+        <w:t>second</w:t>
+      </w:r>
+      <w:r>
+        <w:t xml:space="preserve"> section contains links to the lab exercise</w:t>
       </w:r>
       <w:r>
         <w:t xml:space="preserve"> workbook</w:t>
       </w:r>
       <w:r>
-        <w:t xml:space="preserve">s.  During the lab you most likely will only have time to perform one of the exercises.  Click on the link of the exercise that you want to do and download the lab exercise workbook to your desktop.  You will use this to guide you through the lab. </w:t>
-      </w:r>
-      <w:r>
-        <w:t xml:space="preserve"> There are also hardcopies of the </w:t>
-      </w:r>
-      <w:r>
-        <w:t xml:space="preserve">lab exercise workbooks. </w:t>
-      </w:r>
-    </w:p>
-    <w:p>
-      <w:r>
-        <w:t xml:space="preserve">The final section is used to obtain credentials </w:t>
+        <w:t>s</w:t>
+      </w:r>
+      <w:r>
+        <w:t xml:space="preserve">. </w:t>
+      </w:r>
+      <w:r>
+        <w:t xml:space="preserve">Click on the link of the exercise that you want to do and download the lab exercise workbook to your desktop.  You will use this to guide you through the lab. </w:t>
+      </w:r>
+    </w:p>
+    <w:p>
+      <w:r>
+        <w:t xml:space="preserve">The </w:t>
+      </w:r>
+      <w:r>
+        <w:rPr>
+          <w:b/>
+          <w:bCs/>
+        </w:rPr>
+        <w:t>third</w:t>
+      </w:r>
+      <w:r>
+        <w:rPr>
+          <w:b/>
+          <w:bCs/>
+        </w:rPr>
+        <w:t xml:space="preserve"> </w:t>
+      </w:r>
+      <w:r>
+        <w:t xml:space="preserve">section is used to obtain credentials </w:t>
       </w:r>
       <w:r>
         <w:t>for</w:t>
@@ -86,50 +202,17 @@
         <w:t>r</w:t>
       </w:r>
       <w:r>
-        <w:t xml:space="preserve"> personal virtual lab environment.  </w:t>
-      </w:r>
-      <w:r>
-        <w:t xml:space="preserve">At your </w:t>
-      </w:r>
-      <w:r>
-        <w:t xml:space="preserve">workstation </w:t>
-      </w:r>
-      <w:r>
-        <w:t>located</w:t>
-      </w:r>
-      <w:r>
-        <w:t xml:space="preserve"> a note </w:t>
-      </w:r>
-      <w:r>
-        <w:t>that identifies</w:t>
-      </w:r>
-      <w:r>
-        <w:t xml:space="preserve"> your student id</w:t>
-      </w:r>
-      <w:r>
-        <w:t>.   (i.e..</w:t>
+        <w:t xml:space="preserve"> personal virtual lab environment.</w:t>
+      </w:r>
+      <w:r>
+        <w:t xml:space="preserve">  In this section, enter your work email u</w:t>
+      </w:r>
+      <w:r>
+        <w:t>nder the section entitled “Accessing the hands-on lab”, enter your lab student id in the</w:t>
       </w:r>
       <w:r>
         <w:t xml:space="preserve"> </w:t>
       </w:r>
-      <w:hyperlink r:id="rId6" w:history="1">
-        <w:r>
-          <w:rPr>
-            <w:rStyle w:val="Hyperlink"/>
-          </w:rPr>
-          <w:t>student1@ibm.com</w:t>
-        </w:r>
-      </w:hyperlink>
-      <w:r>
-        <w:t>)</w:t>
-      </w:r>
-    </w:p>
-    <w:p>
-      <w:r>
-        <w:t>Under the section entitled “Accessing the hands-on lab”, enter your lab student id in the</w:t>
-      </w:r>
-    </w:p>
-    <w:p>
       <w:r>
         <w:t>form and click “Submit”.</w:t>
       </w:r>
@@ -155,7 +238,7 @@
                     <pic:cNvPicPr/>
                   </pic:nvPicPr>
                   <pic:blipFill>
-                    <a:blip r:embed="rId7"/>
+                    <a:blip r:embed="rId6"/>
                     <a:stretch>
                       <a:fillRect/>
                     </a:stretch>
@@ -212,7 +295,7 @@
                     <pic:cNvPicPr/>
                   </pic:nvPicPr>
                   <pic:blipFill>
-                    <a:blip r:embed="rId8"/>
+                    <a:blip r:embed="rId7"/>
                     <a:stretch>
                       <a:fillRect/>
                     </a:stretch>
@@ -326,7 +409,7 @@
                     <pic:cNvPicPr/>
                   </pic:nvPicPr>
                   <pic:blipFill>
-                    <a:blip r:embed="rId9"/>
+                    <a:blip r:embed="rId8"/>
                     <a:stretch>
                       <a:fillRect/>
                     </a:stretch>
@@ -346,6 +429,16 @@
           </wp:inline>
         </w:drawing>
       </w:r>
+    </w:p>
+    <w:p>
+      <w:pPr>
+        <w:ind w:left="360"/>
+      </w:pPr>
+    </w:p>
+    <w:p>
+      <w:pPr>
+        <w:ind w:left="360"/>
+      </w:pPr>
     </w:p>
     <w:sectPr>
       <w:pgSz w:w="12240" w:h="15840"/>
